--- a/public/templates/YAT-DR-Plan-Template.docx
+++ b/public/templates/YAT-DR-Plan-Template.docx
@@ -1494,6 +1494,33 @@
     </w:p>
     <w:p>
       <w:pPr>
+        <w:pStyle w:val="Heading3"/>
+      </w:pPr>
+      <w:r>
+        <w:t>4.5 Recording the analysis</w:t>
+      </w:r>
+    </w:p>
+    <w:p>
+      <w:r>
+        <w:rPr>
+          <w:i/>
+          <w:color w:val="6B6660"/>
+          <w:sz w:val="19"/>
+        </w:rPr>
+        <w:t>State where the outcomes of this impact analysis are recorded and under what organisational policy (e.g. records-management / documentation procedures), so the analysis is retained, auditable, and available to the recovery team.</w:t>
+      </w:r>
+    </w:p>
+    <w:p>
+      <w:r>
+        <w:rPr>
+          <w:i/>
+          <w:color w:val="6B6660"/>
+        </w:rPr>
+        <w:t>[ Write your response here ]</w:t>
+      </w:r>
+    </w:p>
+    <w:p>
+      <w:pPr>
         <w:pStyle w:val="Heading1"/>
       </w:pPr>
       <w:r>
@@ -2232,7 +2259,7 @@
           <w:color w:val="6B6660"/>
           <w:sz w:val="19"/>
         </w:rPr>
-        <w:t>Set out the steps of the recovery plan in order, with the owner and a target (cumulative) time for each, including key features and the service providers involved. The total must sit within your RTO. Complete the runbook below (add rows as needed).</w:t>
+        <w:t>Set out the steps of the recovery plan in order, with the owner and a target (cumulative) time for each, including key features and the service providers involved. The total must sit within your RTO. Make sure the steps visibly address the risks you prioritised in §4 — your highest-severity risk should be answered first. Complete the runbook below (add rows as needed).</w:t>
       </w:r>
     </w:p>
     <w:tbl>
